--- a/entregaveis/Resultados_Preliminares_TCC.docx
+++ b/entregaveis/Resultados_Preliminares_TCC.docx
@@ -78,7 +78,7 @@
         <w:jc w:val="both"/>
       </w:pPr>
       <w:r>
-        <w:t>A desigualdade racial no mercado de trabalho brasileiro foi investigada com a PNAD Contínua (2016–2025; 7.694.198 observações da população economicamente ativa), integrando econometria multinível, decomposições do gap e aprendizado de máquina interpretável. Os resultados preliminares indicam que a discriminação opera em camadas: uma barreira de acesso a ocupações qualificadas (GLMM logístico, OR=0,693), uma penalidade salarial residual e um teto de vidro que se agrava no topo da distribuição (OR de acesso ao decil superior = 0,457). Mais de metade do diferencial salarial é mediada pelo contexto de moradia (UPA); a decomposição de Oaxaca-Blinder atribui 83,8% do gap a diferenças de dotações (sobretudo de ocupação) e 16,2% à parcela não explicada, enquanto a penalidade recai de forma agravada sobre a mulher negra (penalidade interseccional de +9,5 p.p.).</w:t>
+        <w:t>A desigualdade racial no mercado de trabalho brasileiro foi investigada com a PNAD Contínua (2016–2025; 7.694.198 observações da população economicamente ativa com rendimento positivo), integrando econometria multinível, decomposições do gap e aprendizado de máquina interpretável. Os resultados indicam que a discriminação opera em camadas: uma barreira de acesso a ocupações qualificadas (GLMM logístico com intercepto aleatório de bairro, OR=0,699) que se agrava no topo da distribuição (OR de acesso ao decil superior = 0,654) e uma penalidade salarial que persiste sob controle exaustivo. Do gap agregado de 19,1%, 47,0% é mediado pelo contexto de moradia (UPA), restando um gap líquido de 10,2% e 7,0% dentro da mesma ocupação; a decomposição de Oaxaca-Blinder atribui 28,4% do gap a retornos diferenciais quando a ocupação não é tratada como dotação, e 16,2% quando é — limite inferior, pois o acesso à ocupação é ele próprio desigual. A penalidade recai de forma agravada sobre a mulher negra, com efeito interseccional de +4,6 p.p. além da soma dos eixos de raça e de gênero.</w:t>
       </w:r>
     </w:p>
     <w:p>
@@ -213,7 +213,7 @@
         <w:jc w:val="both"/>
       </w:pPr>
       <w:r>
-        <w:t>Estimaram-se modelos lineares hierárquicos (HLM) para o logaritmo do rendimento, com efeitos aleatórios de UPA e UF, decompondo o gap bruto em mediação contextual e penalidade residual (Raudenbush; Bryk, 2002). O acesso a ocupações qualificadas e ao topo da distribuição de renda foi modelado por GLMM logístico (lme4::glmer, R), com efeito aleatório de UPA. A robustez dos achados foi avaliada por E-values (VanderWeele; Ding, 2017).</w:t>
+        <w:t>Estimaram-se modelos lineares hierárquicos (HLM) de dois níveis para o logaritmo do rendimento — indivíduos aninhados em UPA, com a UF como conjunto de efeitos fixos, já que 27 unidades são poucas para um terceiro nível aleatório —, em estratégia step-up que decompõe o gap agregado em mediação contextual e penalidade residual (Raudenbush; Bryk, 2002). O acesso a ocupações qualificadas e ao topo da distribuição de renda foi modelado por GLMM logístico (lme4::glmer, R), com efeito aleatório de UPA. A robustez dos achados foi avaliada por E-values (VanderWeele; Ding, 2017).</w:t>
       </w:r>
     </w:p>
     <w:p>
@@ -327,7 +327,7 @@
         <w:jc w:val="both"/>
       </w:pPr>
       <w:r>
-        <w:t>Se o rendimento fosse função apenas do capital humano, controlar escolaridade, experiência e jornada deveria dissolver o gap racial — o que não ocorre. A decomposição de Oaxaca-Blinder atribui cerca de 84% do diferencial a diferenças de dotações e apenas 16% a retornos diferenciais. O ponto decisivo, porém, está na COMPOSIÇÃO dessas dotações (Figura 1): os fatores que mais explicam o gap não são educacionais, mas CONTEXTUAIS e OCUPACIONAIS — a proporção de negros na UPA e o acesso a grupos ocupacionais de prestígio. As dotações não são, portanto, mérito neutro: são o produto das barreiras que as subseções seguintes isolam. O capital humano explica pouco; o que importa é onde se nasce e a que ocupações se tem acesso.</w:t>
+        <w:t>Se o rendimento fosse função apenas do capital humano, controlar escolaridade, experiência e jornada deveria dissolver o gap racial — o que não ocorre. A decomposição de Oaxaca-Blinder atribui 72% do diferencial a diferenças de dotações e 28% a retornos diferenciais. O ponto decisivo, porém, está na COMPOSIÇÃO dessas dotações (Figura 1): os fatores que mais explicam o gap não são educacionais, mas CONTEXTUAIS e OCUPACIONAIS — a proporção de negros na UPA e o acesso a grupos ocupacionais de prestígio. As dotações não são, portanto, mérito neutro: são o produto das barreiras que as subseções seguintes isolam. O capital humano explica pouco; o que importa é onde se nasce e a que ocupações se tem acesso.</w:t>
       </w:r>
     </w:p>
     <w:p>
@@ -402,7 +402,7 @@
         <w:jc w:val="both"/>
       </w:pPr>
       <w:r>
-        <w:t>A primeira camada é a exclusão da PORTA DE ENTRADA. O GLMM logístico multinível estima que um trabalhador negro idêntico a um branco tem cerca de 31% menos chance de ocupar um cargo qualificado (OR=0,693; −4,73 p.p.). A barreira não é uniforme ao longo da hierarquia: ela se agrava no topo (Figura 2) — o odds ratio de acesso cai de 0,540 no quintil superior de renda para 0,457 no decil superior. É um teto de vidro de ACESSO: quanto mais valiosa a posição, mais opaco o filtro racial. O elevado ICC de UPA (21,6%) já antecipa que essa barreira tem raiz territorial — o fio que conecta as camadas.</w:t>
+        <w:t>A primeira camada é a exclusão da PORTA DE ENTRADA. O GLMM logístico multinível estima que um trabalhador negro com a mesma escolaridade, sexo, idade, estado e bairro que um branco tem 30% menos chance de ocupar um cargo qualificado (OR=0,699; AME -5,5 p.p.). A barreira não é uniforme ao longo da hierarquia: ela se agrava no topo (Figura 2) — o odds ratio de acesso cai de 0,688 no quintil superior de renda para 0,654 no decil superior. É um teto de vidro de ACESSO: quanto mais valiosa a posição, mais opaco o filtro racial. O ICC de UPA no modelo nulo de acesso (19,8%) já antecipa que essa barreira tem raiz territorial — o fio que conecta as camadas.</w:t>
       </w:r>
     </w:p>
     <w:p>
@@ -591,7 +591,7 @@
                 <w:b w:val="0"/>
                 <w:sz w:val="20"/>
               </w:rPr>
-              <w:t>0,705</w:t>
+              <w:t>0,699</w:t>
             </w:r>
           </w:p>
         </w:tc>
@@ -609,7 +609,7 @@
                 <w:b w:val="0"/>
                 <w:sz w:val="20"/>
               </w:rPr>
-              <w:t>−4,7</w:t>
+              <w:t>-5,5</w:t>
             </w:r>
           </w:p>
         </w:tc>
@@ -627,7 +627,7 @@
                 <w:b w:val="0"/>
                 <w:sz w:val="20"/>
               </w:rPr>
-              <w:t>2,20</w:t>
+              <w:t>2,21</w:t>
             </w:r>
           </w:p>
         </w:tc>
@@ -665,7 +665,7 @@
                 <w:b w:val="0"/>
                 <w:sz w:val="20"/>
               </w:rPr>
-              <w:t>0,691</w:t>
+              <w:t>0,688</w:t>
             </w:r>
           </w:p>
         </w:tc>
@@ -683,7 +683,7 @@
                 <w:b w:val="0"/>
                 <w:sz w:val="20"/>
               </w:rPr>
-              <w:t>−4,6</w:t>
+              <w:t>-4,7</w:t>
             </w:r>
           </w:p>
         </w:tc>
@@ -701,7 +701,7 @@
                 <w:b w:val="0"/>
                 <w:sz w:val="20"/>
               </w:rPr>
-              <w:t>2,26</w:t>
+              <w:t>2,27</w:t>
             </w:r>
           </w:p>
         </w:tc>
@@ -739,7 +739,7 @@
                 <w:b w:val="0"/>
                 <w:sz w:val="20"/>
               </w:rPr>
-              <w:t>0,656</w:t>
+              <w:t>0,654</w:t>
             </w:r>
           </w:p>
         </w:tc>
@@ -757,7 +757,7 @@
                 <w:b w:val="0"/>
                 <w:sz w:val="20"/>
               </w:rPr>
-              <w:t>−2,9</w:t>
+              <w:t>-3,0</w:t>
             </w:r>
           </w:p>
         </w:tc>
@@ -938,7 +938,7 @@
       <w:r>
         <w:drawing>
           <wp:inline xmlns:a="http://schemas.openxmlformats.org/drawingml/2006/main" xmlns:pic="http://schemas.openxmlformats.org/drawingml/2006/picture">
-            <wp:extent cx="5040000" cy="3736625"/>
+            <wp:extent cx="5040000" cy="3577428"/>
             <wp:docPr id="5" name="Picture 5"/>
             <wp:cNvGraphicFramePr>
               <a:graphicFrameLocks noChangeAspect="1"/>
@@ -959,7 +959,7 @@
                   <pic:spPr>
                     <a:xfrm>
                       <a:off x="0" y="0"/>
-                      <a:ext cx="5040000" cy="3736625"/>
+                      <a:ext cx="5040000" cy="3577428"/>
                     </a:xfrm>
                     <a:prstGeom prst="rect"/>
                   </pic:spPr>
@@ -980,7 +980,7 @@
           <w:rFonts w:ascii="Times New Roman" w:hAnsi="Times New Roman"/>
           <w:sz w:val="20"/>
         </w:rPr>
-        <w:t>Figura 3. Importância SHAP (XGBoost, R²≈0,62): o contexto territorial (renda média da UPA) está entre os preditores de maior peso, sinalizando o eixo territorial da desigualdade — interpretado como mediação, não como determinante causal isolado.</w:t>
+        <w:t>Figura 3. Importância SHAP (XGBoost, R² de teste 0,628): o contexto territorial (renda média da UPA) está entre os preditores de maior peso, sinalizando o eixo territorial da desigualdade — interpretado como mediação, não como determinante causal isolado.</w:t>
       </w:r>
     </w:p>
     <w:p>
@@ -1003,7 +1003,7 @@
           <w:b/>
           <w:sz w:val="20"/>
         </w:rPr>
-        <w:t>Tabela 2. Decomposição do gap por mediação (HLM de três níveis, PNAD Contínua 2016–2025). Cada modelo acrescenta controles ao anterior; o gap encolhe de −19,1% (M1) para −6,2% (M4), com 69,8% mediado por contexto de moradia e ocupação.</w:t>
+        <w:t>Tabela 2. Decomposição do gap por mediação (HLM de dois níveis — indivíduos em UPA, com efeitos fixos de UF; PNAD Contínua 2016–2025, população completa). Cada modelo acrescenta controles ao anterior; o gap encolhe de 19,1% (agregado) para 7,0% (M4), com 65,9% mediado por contexto de moradia e ocupação.</w:t>
       </w:r>
     </w:p>
     <w:tbl>
@@ -1108,7 +1108,7 @@
                 <w:b w:val="0"/>
                 <w:sz w:val="20"/>
               </w:rPr>
-              <w:t>M1 (individual)</w:t>
+              <w:t>Agregado (individual + UF, sem bairro)</w:t>
             </w:r>
           </w:p>
         </w:tc>
@@ -1126,7 +1126,7 @@
                 <w:b w:val="0"/>
                 <w:sz w:val="20"/>
               </w:rPr>
-              <w:t>−0,2123</w:t>
+              <w:t>-0,2123</w:t>
             </w:r>
           </w:p>
         </w:tc>
@@ -1144,7 +1144,7 @@
                 <w:b w:val="0"/>
                 <w:sz w:val="20"/>
               </w:rPr>
-              <w:t>−19,1</w:t>
+              <w:t>-19,1</w:t>
             </w:r>
           </w:p>
         </w:tc>
@@ -1182,7 +1182,7 @@
                 <w:b w:val="0"/>
                 <w:sz w:val="20"/>
               </w:rPr>
-              <w:t>M2 (+ contexto UPA)</w:t>
+              <w:t>M1 (+ intercepto aleatório de UPA)</w:t>
             </w:r>
           </w:p>
         </w:tc>
@@ -1200,7 +1200,7 @@
                 <w:b w:val="0"/>
                 <w:sz w:val="20"/>
               </w:rPr>
-              <w:t>−0,1009</w:t>
+              <w:t>-0,1124</w:t>
             </w:r>
           </w:p>
         </w:tc>
@@ -1218,7 +1218,7 @@
                 <w:b w:val="0"/>
                 <w:sz w:val="20"/>
               </w:rPr>
-              <w:t>−9,6</w:t>
+              <w:t>-10,6</w:t>
             </w:r>
           </w:p>
         </w:tc>
@@ -1236,7 +1236,7 @@
                 <w:b w:val="0"/>
                 <w:sz w:val="20"/>
               </w:rPr>
-              <w:t>52,5</w:t>
+              <w:t>47,0</w:t>
             </w:r>
           </w:p>
         </w:tc>
@@ -1256,7 +1256,7 @@
                 <w:b w:val="0"/>
                 <w:sz w:val="20"/>
               </w:rPr>
-              <w:t>M3 (+ UF)</w:t>
+              <w:t>M2 (+ contexto da UPA)</w:t>
             </w:r>
           </w:p>
         </w:tc>
@@ -1274,7 +1274,7 @@
                 <w:b w:val="0"/>
                 <w:sz w:val="20"/>
               </w:rPr>
-              <w:t>−0,1009</w:t>
+              <w:t>-0,1076</w:t>
             </w:r>
           </w:p>
         </w:tc>
@@ -1292,7 +1292,7 @@
                 <w:b w:val="0"/>
                 <w:sz w:val="20"/>
               </w:rPr>
-              <w:t>−9,6</w:t>
+              <w:t>-10,2</w:t>
             </w:r>
           </w:p>
         </w:tc>
@@ -1310,7 +1310,7 @@
                 <w:b w:val="0"/>
                 <w:sz w:val="20"/>
               </w:rPr>
-              <w:t>52,5</w:t>
+              <w:t>49,3</w:t>
             </w:r>
           </w:p>
         </w:tc>
@@ -1330,7 +1330,7 @@
                 <w:b w:val="0"/>
                 <w:sz w:val="20"/>
               </w:rPr>
-              <w:t>M4 (+ ocupação)</w:t>
+              <w:t>M3 (+ efeitos fixos de UF)</w:t>
             </w:r>
           </w:p>
         </w:tc>
@@ -1348,7 +1348,7 @@
                 <w:b w:val="0"/>
                 <w:sz w:val="20"/>
               </w:rPr>
-              <w:t>−0,0641</w:t>
+              <w:t>-0,1077</w:t>
             </w:r>
           </w:p>
         </w:tc>
@@ -1366,7 +1366,7 @@
                 <w:b w:val="0"/>
                 <w:sz w:val="20"/>
               </w:rPr>
-              <w:t>−6,2</w:t>
+              <w:t>-10,2</w:t>
             </w:r>
           </w:p>
         </w:tc>
@@ -1384,7 +1384,81 @@
                 <w:b w:val="0"/>
                 <w:sz w:val="20"/>
               </w:rPr>
-              <w:t>69,8</w:t>
+              <w:t>49,3</w:t>
+            </w:r>
+          </w:p>
+        </w:tc>
+      </w:tr>
+      <w:tr>
+        <w:tc>
+          <w:tcPr>
+            <w:tcW w:type="dxa" w:w="2351"/>
+          </w:tcPr>
+          <w:p>
+            <w:pPr>
+              <w:jc w:val="center"/>
+            </w:pPr>
+            <w:r>
+              <w:rPr>
+                <w:rFonts w:ascii="Times New Roman" w:hAnsi="Times New Roman"/>
+                <w:b w:val="0"/>
+                <w:sz w:val="20"/>
+              </w:rPr>
+              <w:t>M4 (+ ocupação e formalidade)</w:t>
+            </w:r>
+          </w:p>
+        </w:tc>
+        <w:tc>
+          <w:tcPr>
+            <w:tcW w:type="dxa" w:w="2351"/>
+          </w:tcPr>
+          <w:p>
+            <w:pPr>
+              <w:jc w:val="center"/>
+            </w:pPr>
+            <w:r>
+              <w:rPr>
+                <w:rFonts w:ascii="Times New Roman" w:hAnsi="Times New Roman"/>
+                <w:b w:val="0"/>
+                <w:sz w:val="20"/>
+              </w:rPr>
+              <w:t>-0,0724</w:t>
+            </w:r>
+          </w:p>
+        </w:tc>
+        <w:tc>
+          <w:tcPr>
+            <w:tcW w:type="dxa" w:w="2351"/>
+          </w:tcPr>
+          <w:p>
+            <w:pPr>
+              <w:jc w:val="center"/>
+            </w:pPr>
+            <w:r>
+              <w:rPr>
+                <w:rFonts w:ascii="Times New Roman" w:hAnsi="Times New Roman"/>
+                <w:b w:val="0"/>
+                <w:sz w:val="20"/>
+              </w:rPr>
+              <w:t>-7,0</w:t>
+            </w:r>
+          </w:p>
+        </w:tc>
+        <w:tc>
+          <w:tcPr>
+            <w:tcW w:type="dxa" w:w="2351"/>
+          </w:tcPr>
+          <w:p>
+            <w:pPr>
+              <w:jc w:val="center"/>
+            </w:pPr>
+            <w:r>
+              <w:rPr>
+                <w:rFonts w:ascii="Times New Roman" w:hAnsi="Times New Roman"/>
+                <w:b w:val="0"/>
+                <w:sz w:val="20"/>
+              </w:rPr>
+              <w:t>65,9</w:t>
             </w:r>
           </w:p>
         </w:tc>
@@ -1406,7 +1480,7 @@
           <w:b/>
           <w:sz w:val="20"/>
         </w:rPr>
-        <w:t>Tabela 3. Decomposição de Oaxaca-Blinder (especificação de acesso, com ocupação e contexto como dotações; população completa). Dotações + Coeficiente = 100% do gap. Ressalva (Oaxaca &amp; Ransom, 1999): incluir ocupação como dotação subestima a discriminação — daí a complementaridade com o GLMM de acesso (Tabela 1).</w:t>
+        <w:t>Tabela 3. Decomposição de Oaxaca-Blinder em duas especificações (população completa; erros-padrão por bootstrap em blocos de UPA). Dotações + Retornos = 100% do gap. (A) trata apenas capital humano e contexto como dotações; (B) acrescenta ocupação, formalidade e jornada. Ressalva (Oaxaca &amp; Ransom, 1999): incluir a ocupação como dotação subestima a discriminação, pois a segregação ocupacional é ela própria discriminatória — daí a complementaridade com o GLMM de acesso (Tabela 1).</w:t>
       </w:r>
     </w:p>
     <w:tbl>
@@ -1417,13 +1491,14 @@
         <w:tblLook w:firstColumn="1" w:firstRow="1" w:lastColumn="0" w:lastRow="0" w:noHBand="0" w:noVBand="1" w:val="04A0"/>
       </w:tblPr>
       <w:tblGrid>
-        <w:gridCol w:w="4702"/>
-        <w:gridCol w:w="4702"/>
+        <w:gridCol w:w="3135"/>
+        <w:gridCol w:w="3135"/>
+        <w:gridCol w:w="3135"/>
       </w:tblGrid>
       <w:tr>
         <w:tc>
           <w:tcPr>
-            <w:tcW w:type="dxa" w:w="4702"/>
+            <w:tcW w:type="dxa" w:w="3135"/>
           </w:tcPr>
           <w:p>
             <w:pPr>
@@ -1441,7 +1516,7 @@
         </w:tc>
         <w:tc>
           <w:tcPr>
-            <w:tcW w:type="dxa" w:w="4702"/>
+            <w:tcW w:type="dxa" w:w="3135"/>
           </w:tcPr>
           <w:p>
             <w:pPr>
@@ -1453,7 +1528,25 @@
                 <w:b/>
                 <w:sz w:val="20"/>
               </w:rPr>
-              <w:t>% do Gap</w:t>
+              <w:t>(A) sem ocupação (%)</w:t>
+            </w:r>
+          </w:p>
+        </w:tc>
+        <w:tc>
+          <w:tcPr>
+            <w:tcW w:type="dxa" w:w="3135"/>
+          </w:tcPr>
+          <w:p>
+            <w:pPr>
+              <w:jc w:val="center"/>
+            </w:pPr>
+            <w:r>
+              <w:rPr>
+                <w:rFonts w:ascii="Times New Roman" w:hAnsi="Times New Roman"/>
+                <w:b/>
+                <w:sz w:val="20"/>
+              </w:rPr>
+              <w:t>(B) com ocupação (%)</w:t>
             </w:r>
           </w:p>
         </w:tc>
@@ -1461,7 +1554,7 @@
       <w:tr>
         <w:tc>
           <w:tcPr>
-            <w:tcW w:type="dxa" w:w="4702"/>
+            <w:tcW w:type="dxa" w:w="3135"/>
           </w:tcPr>
           <w:p>
             <w:pPr>
@@ -1473,13 +1566,31 @@
                 <w:b w:val="0"/>
                 <w:sz w:val="20"/>
               </w:rPr>
-              <w:t>Dotação (composição: capital humano e ocupação)</w:t>
+              <w:t>Dotações — (A) capital humano e contexto</w:t>
             </w:r>
           </w:p>
         </w:tc>
         <w:tc>
           <w:tcPr>
-            <w:tcW w:type="dxa" w:w="4702"/>
+            <w:tcW w:type="dxa" w:w="3135"/>
+          </w:tcPr>
+          <w:p>
+            <w:pPr>
+              <w:jc w:val="center"/>
+            </w:pPr>
+            <w:r>
+              <w:rPr>
+                <w:rFonts w:ascii="Times New Roman" w:hAnsi="Times New Roman"/>
+                <w:b w:val="0"/>
+                <w:sz w:val="20"/>
+              </w:rPr>
+              <w:t>71,6</w:t>
+            </w:r>
+          </w:p>
+        </w:tc>
+        <w:tc>
+          <w:tcPr>
+            <w:tcW w:type="dxa" w:w="3135"/>
           </w:tcPr>
           <w:p>
             <w:pPr>
@@ -1499,7 +1610,7 @@
       <w:tr>
         <w:tc>
           <w:tcPr>
-            <w:tcW w:type="dxa" w:w="4702"/>
+            <w:tcW w:type="dxa" w:w="3135"/>
           </w:tcPr>
           <w:p>
             <w:pPr>
@@ -1511,13 +1622,31 @@
                 <w:b w:val="0"/>
                 <w:sz w:val="20"/>
               </w:rPr>
-              <w:t>Coeficiente (não explicado / discriminação)</w:t>
+              <w:t>Retornos — parcela não explicada</w:t>
             </w:r>
           </w:p>
         </w:tc>
         <w:tc>
           <w:tcPr>
-            <w:tcW w:type="dxa" w:w="4702"/>
+            <w:tcW w:type="dxa" w:w="3135"/>
+          </w:tcPr>
+          <w:p>
+            <w:pPr>
+              <w:jc w:val="center"/>
+            </w:pPr>
+            <w:r>
+              <w:rPr>
+                <w:rFonts w:ascii="Times New Roman" w:hAnsi="Times New Roman"/>
+                <w:b w:val="0"/>
+                <w:sz w:val="20"/>
+              </w:rPr>
+              <w:t>28,4</w:t>
+            </w:r>
+          </w:p>
+        </w:tc>
+        <w:tc>
+          <w:tcPr>
+            <w:tcW w:type="dxa" w:w="3135"/>
           </w:tcPr>
           <w:p>
             <w:pPr>
@@ -1560,7 +1689,7 @@
         <w:jc w:val="both"/>
       </w:pPr>
       <w:r>
-        <w:t>As duas primeiras camadas — acesso e território — combinam-se de forma agravada na interseção de raça e gênero. A decomposição interseccional mostra que a Mulher Negra acumula a maior desvantagem (gap de 96,4% vs. o Homem Branco) e, além disso, uma penalidade EXTRA de 9,5 pontos percentuais que não se reduz à soma das penalidades de raça e de gênero isoladas — a marca da interseccionalidade (Crenshaw, 1989). As camadas reforçam-se mutuamente: a barreira de acesso e o eixo territorial pesam de modo desigual sobre os diferentes grupos.</w:t>
+        <w:t>As duas primeiras camadas — acesso e território — combinam-se de forma agravada na interseção de raça e gênero. A decomposição interseccional mostra que a Mulher Negra acumula a maior desvantagem (gap de 80,6% vs. o Homem Branco) e, além disso, uma penalidade EXTRA de 4,6 pontos percentuais que não se reduz à soma das penalidades de raça e de gênero isoladas — a marca da interseccionalidade (Crenshaw, 1989). A interação é sub-aditiva: o efeito próprio da combinação existe e é menor que o dobro das penalidades isoladas. As camadas reforçam-se mutuamente: a barreira de acesso e o eixo territorial pesam de modo desigual sobre os diferentes grupos.</w:t>
       </w:r>
     </w:p>
     <w:p>
@@ -1574,7 +1703,7 @@
           <w:b/>
           <w:sz w:val="20"/>
         </w:rPr>
-        <w:t>Tabela 4. Decomposição interseccional (raça × gênero) do gap vs. o Homem Branco. Dotações + Retornos = 100% do gap. A Mulher Negra acumula o maior gap (96,4%) e uma penalidade extra de 9,5 p.p. não redutível à soma dos eixos de raça e gênero (Crenshaw, 1989).</w:t>
+        <w:t>Tabela 4. Decomposição interseccional (raça × gênero) do gap vs. o Homem Branco (população completa; erro-padrão por bootstrap em blocos de UPA). Dotações + Retornos = 100% do gap. A Mulher Negra acumula o maior gap (80,6%) e uma penalidade extra de 4,6 p.p. não redutível à soma dos eixos de raça e gênero (Crenshaw, 1989).</w:t>
       </w:r>
     </w:p>
     <w:tbl>
@@ -1716,7 +1845,7 @@
                 <w:b w:val="0"/>
                 <w:sz w:val="20"/>
               </w:rPr>
-              <w:t>46,6</w:t>
+              <w:t>19,7</w:t>
             </w:r>
           </w:p>
         </w:tc>
@@ -1734,7 +1863,7 @@
                 <w:b w:val="0"/>
                 <w:sz w:val="20"/>
               </w:rPr>
-              <w:t>−8,9</w:t>
+              <w:t>-51,9</w:t>
             </w:r>
           </w:p>
         </w:tc>
@@ -1752,7 +1881,7 @@
                 <w:b w:val="0"/>
                 <w:sz w:val="20"/>
               </w:rPr>
-              <w:t>108,9</w:t>
+              <w:t>151,9</w:t>
             </w:r>
           </w:p>
         </w:tc>
@@ -1808,7 +1937,7 @@
                 <w:b w:val="0"/>
                 <w:sz w:val="20"/>
               </w:rPr>
-              <w:t>40,3</w:t>
+              <w:t>56,3</w:t>
             </w:r>
           </w:p>
         </w:tc>
@@ -1826,7 +1955,7 @@
                 <w:b w:val="0"/>
                 <w:sz w:val="20"/>
               </w:rPr>
-              <w:t>70,9</w:t>
+              <w:t>73,9</w:t>
             </w:r>
           </w:p>
         </w:tc>
@@ -1844,7 +1973,7 @@
                 <w:b w:val="0"/>
                 <w:sz w:val="20"/>
               </w:rPr>
-              <w:t>29,1</w:t>
+              <w:t>26,1</w:t>
             </w:r>
           </w:p>
         </w:tc>
@@ -1900,7 +2029,7 @@
                 <w:b w:val="0"/>
                 <w:sz w:val="20"/>
               </w:rPr>
-              <w:t>96,4</w:t>
+              <w:t>80,6</w:t>
             </w:r>
           </w:p>
         </w:tc>
@@ -1918,7 +2047,7 @@
                 <w:b w:val="0"/>
                 <w:sz w:val="20"/>
               </w:rPr>
-              <w:t>29,6</w:t>
+              <w:t>35,3</w:t>
             </w:r>
           </w:p>
         </w:tc>
@@ -1936,7 +2065,7 @@
                 <w:b w:val="0"/>
                 <w:sz w:val="20"/>
               </w:rPr>
-              <w:t>70,4</w:t>
+              <w:t>64,7</w:t>
             </w:r>
           </w:p>
         </w:tc>
@@ -1954,7 +2083,7 @@
                 <w:b w:val="0"/>
                 <w:sz w:val="20"/>
               </w:rPr>
-              <w:t>9,5</w:t>
+              <w:t>4,6</w:t>
             </w:r>
           </w:p>
         </w:tc>
@@ -2036,7 +2165,7 @@
         <w:jc w:val="both"/>
       </w:pPr>
       <w:r>
-        <w:t>Natureza inferencial vs. preditiva. Os modelos HLM, Oaxaca-Blinder, regressão quantílica e correção de Heckman produzem estimativas de ASSOCIAÇÃO CONDICIONAL — o diferencial racial que persiste sob controle de observáveis —, e não prova causal contrafactual. O XGBoost e os valores SHAP têm finalidade PREDITIVA e interpretativa: medem a contribuição de cada variável para a previsão do rendimento, não o efeito causal de manipulá-la. A linguagem causal foi deliberadamente evitada.</w:t>
+        <w:t>Natureza inferencial vs. preditiva. Os modelos HLM, Oaxaca-Blinder, regressão quantílica e o GLMM logístico de acesso produzem estimativas de ASSOCIAÇÃO CONDICIONAL — o diferencial racial que persiste sob controle de observáveis —, e não prova causal contrafactual. O XGBoost e os valores SHAP têm finalidade PREDITIVA e interpretativa: medem a contribuição de cada variável para a previsão do rendimento, não o efeito causal de manipulá-la. A linguagem causal foi deliberadamente evitada.</w:t>
       </w:r>
     </w:p>
     <w:p>
@@ -2054,7 +2183,34 @@
         <w:jc w:val="both"/>
       </w:pPr>
       <w:r>
-        <w:t>Especificação da decomposição de Oaxaca-Blinder. A repartição entre composição e discriminação depende de quais controles se tratam como dotações. Adota-se a especificação de acesso (ocupação e contexto como dotações; 83,8% de composição), coerente com a leitura de que a discriminação age sobretudo no acesso às ocupações — medido diretamente pelo GLMM. Como alerta Oaxaca e Ransom (1999), tratar a ocupação como dotação tende a subestimar a discriminação total, já que a segregação ocupacional é, ela própria, discriminatória; daí a complementaridade entre os métodos.</w:t>
+        <w:t>Especificação da decomposição de Oaxaca-Blinder. A repartição entre composição e discriminação depende de quais controles se tratam como dotações, e por isso as duas especificações são reportadas lado a lado: sem a ocupação, a parcela não explicada é 28,4%; com ela, 16,2%. Como alerta Oaxaca e Ransom (1999), tratar a ocupação como dotação tende a subestimar a discriminação total, já que a segregação ocupacional é, ela própria, discriminatória — a segunda leitura é, portanto, um limite inferior descritivo, e daí a complementaridade com o GLMM de acesso.</w:t>
+      </w:r>
+    </w:p>
+    <w:p>
+      <w:pPr>
+        <w:ind w:firstLine="709"/>
+        <w:jc w:val="both"/>
+      </w:pPr>
+      <w:r>
+        <w:t>Bad controls. Pelo mesmo motivo, ocupação, formalidade e jornada são desfechos da própria discriminação (Angrist; Pischke, 2009, cap. 3). Os modelos que os incluem (M4 e a especificação B) são apresentados como limite inferior; os que não os incluem (M3 e a especificação A), como o gap condicional a capital humano e bairro.</w:t>
+      </w:r>
+    </w:p>
+    <w:p>
+      <w:pPr>
+        <w:ind w:firstLine="709"/>
+        <w:jc w:val="both"/>
+      </w:pPr>
+      <w:r>
+        <w:t>Condicionamento em rendimento positivo. Todos os modelos de rendimento são estimados entre ocupados com renda positiva, o que é condicionar no desfecho. A direção provável do viés é de subestimação, caso os trabalhadores negros que permanecem ocupados sejam positivamente selecionados em atributos não observados; o GLMM de acesso trata diretamente a outra metade do problema.</w:t>
+      </w:r>
+    </w:p>
+    <w:p>
+      <w:pPr>
+        <w:ind w:firstLine="709"/>
+        <w:jc w:val="both"/>
+      </w:pPr>
+      <w:r>
+        <w:t>Inferência. Como a PNAD amostra por conglomerados, todos os modelos reportam erro-padrão agrupado por UPA ou modelam o bairro como efeito aleatório; as decomposições usam bootstrap em blocos de UPA. No agrupamento por UF, com 27 clusters, usa-se t com G−1 graus de liberdade. As estimativas são não ponderadas — descrevem a regressão na amostra —, e a robustez ponderada pelo peso V1028 altera o gap em menos de meio ponto percentual.</w:t>
       </w:r>
     </w:p>
     <w:p>
@@ -2076,7 +2232,7 @@
         <w:jc w:val="both"/>
       </w:pPr>
       <w:r>
-        <w:t>Tomados em conjunto, os resultados parciais convergem para a tese central: a desigualdade racial no trabalho brasileiro é um SISTEMA DE BARREIRAS EM CAMADAS — acesso, remuneração e interseccionalidade — com forte mediação do TERRITÓRIO (o contexto de moradia responde por mais da metade do gap). O gap é majoritariamente composição (Oaxaca: 83,8%), mas a composição é produto da discriminação no acesso às ocupações (GLMM: OR≈0,705) e convive com discriminação salarial residual, maior na base da distribuição (sticky floor). A consequência prescritiva é direta: políticas unidimensionais são insuficientes; a intervenção deve ser multidimensional e centrada no acesso a ocupações qualificadas. As próximas etapas incluem o refinamento das análises de robustez e a consolidação das recomendações.</w:t>
+        <w:t>Tomados em conjunto, os resultados convergem para a tese central: a desigualdade racial no trabalho brasileiro é um SISTEMA DE BARREIRAS EM CAMADAS — acesso, remuneração e interseccionalidade — com forte mediação do TERRITÓRIO: o contexto de moradia responde por 47,0% do gap agregado. Boa parte do diferencial é composição (Oaxaca-Blinder: 71,6% de dotações na especificação sem ocupação), mas a composição é ela mesma produto da discriminação no acesso às ocupações (GLMM: OR=0,699, com gradiente até 0,654 no decil superior) e convive com penalidade salarial que persiste sob controle exaustivo — 10,2% de gap líquido e 7,0% dentro da mesma ocupação — maior na base da distribuição em termos de retornos (sticky floor). A consequência prescritiva é direta: políticas unidimensionais são insuficientes; a intervenção deve ser multidimensional e centrada no acesso a ocupações qualificadas. As próximas etapas incluem o refinamento das análises de robustez e a consolidação das recomendações.</w:t>
       </w:r>
     </w:p>
     <w:p>
